--- a/TS-Kramam/TS-6.1/TS 6.1 Malayalam Krama Paatam Corrections.docx
+++ b/TS-Kramam/TS-6.1/TS 6.1 Malayalam Krama Paatam Corrections.docx
@@ -81,9 +81,8 @@
           <w:szCs w:val="32"/>
           <w:u w:val="single"/>
         </w:rPr>
-        <w:t xml:space="preserve">Observed </w:t>
+        <w:t xml:space="preserve">Observed till </w:t>
       </w:r>
-      <w:proofErr w:type="gramStart"/>
       <w:r>
         <w:rPr>
           <w:b/>
@@ -92,20 +91,8 @@
           <w:szCs w:val="32"/>
           <w:u w:val="single"/>
         </w:rPr>
-        <w:t xml:space="preserve">till </w:t>
+        <w:t>31st Oct 2026</w:t>
       </w:r>
-      <w:r>
-        <w:rPr>
-          <w:b/>
-          <w:bCs/>
-          <w:sz w:val="32"/>
-          <w:szCs w:val="32"/>
-          <w:highlight w:val="red"/>
-          <w:u w:val="single"/>
-        </w:rPr>
-        <w:t>???</w:t>
-      </w:r>
-      <w:proofErr w:type="gramEnd"/>
     </w:p>
     <w:p>
       <w:pPr>
@@ -2776,22 +2763,20 @@
           <w:sz w:val="32"/>
           <w:szCs w:val="32"/>
           <w:u w:val="single"/>
-          <w:lang w:val="it-IT"/>
+          <w:lang w:val="en-IN"/>
         </w:rPr>
       </w:pPr>
-    </w:p>
-    <w:p>
-      <w:pPr>
-        <w:jc w:val="center"/>
+      <w:r>
         <w:rPr>
           <w:b/>
           <w:bCs/>
           <w:sz w:val="32"/>
           <w:szCs w:val="32"/>
           <w:u w:val="single"/>
-          <w:lang w:val="it-IT"/>
+          <w:lang w:val="en-IN"/>
         </w:rPr>
-      </w:pPr>
+        <w:t>=============</w:t>
+      </w:r>
     </w:p>
     <w:p>
       <w:pPr>
@@ -3749,7 +3734,6 @@
                 <w:sz w:val="28"/>
                 <w:szCs w:val="32"/>
               </w:rPr>
-              <w:lastRenderedPageBreak/>
               <w:t>T.S.6.1.1.</w:t>
             </w:r>
             <w:r>
@@ -4107,6 +4091,7 @@
                 <w:sz w:val="28"/>
                 <w:szCs w:val="32"/>
               </w:rPr>
+              <w:lastRenderedPageBreak/>
               <w:t>T.S.6.1.2.2 – Kramam</w:t>
             </w:r>
           </w:p>
@@ -5983,7 +5968,6 @@
                 <w:sz w:val="40"/>
                 <w:szCs w:val="40"/>
               </w:rPr>
-              <w:lastRenderedPageBreak/>
               <w:t>dyörÜz—Yzrû |</w:t>
             </w:r>
           </w:p>
@@ -6009,7 +5993,6 @@
                 <w:sz w:val="40"/>
                 <w:szCs w:val="40"/>
               </w:rPr>
-              <w:lastRenderedPageBreak/>
               <w:t>B</w:t>
             </w:r>
             <w:r>
@@ -6089,7 +6072,6 @@
                 <w:sz w:val="40"/>
                 <w:szCs w:val="40"/>
               </w:rPr>
-              <w:lastRenderedPageBreak/>
               <w:t>dyörÜz—Yzrû |</w:t>
             </w:r>
           </w:p>
@@ -8049,6 +8031,42 @@
           <w:u w:val="single"/>
         </w:rPr>
       </w:pPr>
+    </w:p>
+    <w:p>
+      <w:pPr>
+        <w:jc w:val="center"/>
+        <w:rPr>
+          <w:b/>
+          <w:bCs/>
+          <w:sz w:val="28"/>
+          <w:szCs w:val="30"/>
+          <w:u w:val="single"/>
+        </w:rPr>
+      </w:pPr>
+    </w:p>
+    <w:p>
+      <w:pPr>
+        <w:jc w:val="center"/>
+        <w:rPr>
+          <w:b/>
+          <w:bCs/>
+          <w:sz w:val="28"/>
+          <w:szCs w:val="30"/>
+          <w:u w:val="single"/>
+        </w:rPr>
+      </w:pPr>
+    </w:p>
+    <w:p>
+      <w:pPr>
+        <w:jc w:val="center"/>
+        <w:rPr>
+          <w:b/>
+          <w:bCs/>
+          <w:sz w:val="28"/>
+          <w:szCs w:val="30"/>
+          <w:u w:val="single"/>
+        </w:rPr>
+      </w:pPr>
       <w:r>
         <w:rPr>
           <w:b/>
@@ -8057,6 +8075,7 @@
           <w:szCs w:val="30"/>
           <w:u w:val="single"/>
         </w:rPr>
+        <w:lastRenderedPageBreak/>
         <w:t xml:space="preserve">TS </w:t>
       </w:r>
       <w:r>
@@ -8183,7 +8202,6 @@
           <w:b/>
           <w:bCs/>
         </w:rPr>
-        <w:lastRenderedPageBreak/>
         <w:t>(ignore those which are already incorporated in your book’s version and date)</w:t>
       </w:r>
     </w:p>
